--- a/КУРСОВАЯ_ООП/ООП_9_КР.docx
+++ b/КУРСОВАЯ_ООП/ООП_9_КР.docx
@@ -6,8 +6,22 @@
       <w:pPr>
         <w:pStyle w:val="1"/>
       </w:pPr>
-      <w:r>
-        <w:t xml:space="preserve">ОБЗОР ЯЗЫКА ПРОГРАММИРОВАНИЯ С++ </w:t>
+      <w:commentRangeStart w:id="0"/>
+      <w:r>
+        <w:t xml:space="preserve">ОБЗОР </w:t>
+      </w:r>
+      <w:commentRangeEnd w:id="0"/>
+      <w:r>
+        <w:rPr>
+          <w:rStyle w:val="ac"/>
+          <w:b w:val="0"/>
+          <w:bCs w:val="0"/>
+          <w:caps w:val="0"/>
+        </w:rPr>
+        <w:commentReference w:id="0"/>
+      </w:r>
+      <w:r>
+        <w:t xml:space="preserve">ЯЗЫКА ПРОГРАММИРОВАНИЯ С++ </w:t>
       </w:r>
     </w:p>
     <w:p>
@@ -22,16 +36,306 @@
         <w:t>1.</w:t>
       </w:r>
       <w:r>
-        <w:rPr>
-          <w:lang w:val="en-US"/>
-        </w:rPr>
-        <w:t>7</w:t>
+        <w:t>9</w:t>
       </w:r>
       <w:r>
         <w:t xml:space="preserve"> </w:t>
       </w:r>
       <w:r>
         <w:t>Шаблоны</w:t>
+      </w:r>
+      <w:r>
+        <w:t>. Интерфейсы</w:t>
+      </w:r>
+    </w:p>
+    <w:p>
+      <w:commentRangeStart w:id="1"/>
+      <w:r>
+        <w:t>Ш</w:t>
+      </w:r>
+      <w:commentRangeEnd w:id="1"/>
+      <w:r>
+        <w:rPr>
+          <w:rStyle w:val="ac"/>
+        </w:rPr>
+        <w:commentReference w:id="1"/>
+      </w:r>
+      <w:r>
+        <w:t>аблоны – механизм создания функций, методов и классов, являющихся универсальными, способные обрабатывать разные типы данных</w:t>
+      </w:r>
+      <w:r>
+        <w:rPr>
+          <w:lang w:val="en-US"/>
+        </w:rPr>
+        <w:t> </w:t>
+      </w:r>
+      <w:r>
+        <w:t>[9]</w:t>
+      </w:r>
+      <w:r>
+        <w:t xml:space="preserve">. Синтаксис определения шаблонной функции представлен на листинге 1.12. </w:t>
+      </w:r>
+      <w:r>
+        <w:rPr>
+          <w:lang w:val="en-US"/>
+        </w:rPr>
+        <w:t>Template</w:t>
+      </w:r>
+      <w:r>
+        <w:t xml:space="preserve"> </w:t>
+      </w:r>
+      <w:r>
+        <w:t>определяет</w:t>
+      </w:r>
+      <w:r>
+        <w:t xml:space="preserve"> </w:t>
+      </w:r>
+      <w:r>
+        <w:t>шаблон</w:t>
+      </w:r>
+      <w:r>
+        <w:t xml:space="preserve">, </w:t>
+      </w:r>
+      <w:r>
+        <w:t>в</w:t>
+      </w:r>
+      <w:r>
+        <w:rPr>
+          <w:highlight w:val="yellow"/>
+        </w:rPr>
+        <w:t xml:space="preserve"> </w:t>
+      </w:r>
+      <w:r>
+        <w:rPr>
+          <w:highlight w:val="yellow"/>
+        </w:rPr>
+        <w:t>«</w:t>
+      </w:r>
+      <w:r>
+        <w:rPr>
+          <w:highlight w:val="yellow"/>
+        </w:rPr>
+        <w:t>&lt;&gt;</w:t>
+      </w:r>
+      <w:r>
+        <w:t>»</w:t>
+      </w:r>
+      <w:r>
+        <w:t xml:space="preserve"> </w:t>
+      </w:r>
+      <w:r>
+        <w:t>записывается список параметров шаблона.</w:t>
+      </w:r>
+    </w:p>
+    <w:p>
+      <w:pPr>
+        <w:pStyle w:val="af5"/>
+      </w:pPr>
+      <w:r>
+        <w:rPr>
+          <w:lang w:val="en-US"/>
+        </w:rPr>
+        <w:t>template</w:t>
+      </w:r>
+      <w:r>
+        <w:rPr>
+          <w:lang w:val="en-US"/>
+        </w:rPr>
+        <w:t xml:space="preserve"> &lt; </w:t>
+      </w:r>
+      <w:proofErr w:type="spellStart"/>
+      <w:r>
+        <w:rPr>
+          <w:lang w:val="en-US"/>
+        </w:rPr>
+        <w:t>typename</w:t>
+      </w:r>
+      <w:proofErr w:type="spellEnd"/>
+      <w:r>
+        <w:rPr>
+          <w:lang w:val="en-US"/>
+        </w:rPr>
+        <w:t xml:space="preserve"> </w:t>
+      </w:r>
+      <w:r>
+        <w:rPr>
+          <w:lang w:val="en-US"/>
+        </w:rPr>
+        <w:t>TS</w:t>
+      </w:r>
+      <w:r>
+        <w:rPr>
+          <w:lang w:val="en-US"/>
+        </w:rPr>
+        <w:t xml:space="preserve"> [, </w:t>
+      </w:r>
+      <w:r>
+        <w:rPr>
+          <w:lang w:val="en-US"/>
+        </w:rPr>
+        <w:t>class</w:t>
+      </w:r>
+      <w:r>
+        <w:rPr>
+          <w:lang w:val="en-US"/>
+        </w:rPr>
+        <w:t xml:space="preserve"> </w:t>
+      </w:r>
+      <w:r>
+        <w:rPr>
+          <w:lang w:val="en-US"/>
+        </w:rPr>
+        <w:t>TC</w:t>
+      </w:r>
+      <w:proofErr w:type="gramStart"/>
+      <w:r>
+        <w:rPr>
+          <w:lang w:val="en-US"/>
+        </w:rPr>
+        <w:t>[,..</w:t>
+      </w:r>
+      <w:proofErr w:type="gramEnd"/>
+      <w:r>
+        <w:rPr>
+          <w:lang w:val="en-US"/>
+        </w:rPr>
+        <w:t xml:space="preserve">]] </w:t>
+      </w:r>
+      <w:r>
+        <w:t>&gt; // список параметров шаблона</w:t>
+      </w:r>
+    </w:p>
+    <w:p>
+      <w:pPr>
+        <w:pStyle w:val="af5"/>
+      </w:pPr>
+      <w:r>
+        <w:t xml:space="preserve">TS </w:t>
+      </w:r>
+      <w:proofErr w:type="spellStart"/>
+      <w:r>
+        <w:t>имя_функции</w:t>
+      </w:r>
+      <w:proofErr w:type="spellEnd"/>
+      <w:r>
+        <w:t xml:space="preserve"> (</w:t>
+      </w:r>
+    </w:p>
+    <w:p>
+      <w:pPr>
+        <w:pStyle w:val="af5"/>
+      </w:pPr>
+      <w:r>
+        <w:t>[TS формальный_параметр_1</w:t>
+      </w:r>
+    </w:p>
+    <w:p>
+      <w:pPr>
+        <w:pStyle w:val="af5"/>
+      </w:pPr>
+      <w:r>
+        <w:t>[, TC формальный_параметр_2</w:t>
+      </w:r>
+    </w:p>
+    <w:p>
+      <w:pPr>
+        <w:pStyle w:val="af5"/>
+      </w:pPr>
+      <w:r>
+        <w:t>[, …] ]]) {</w:t>
+      </w:r>
+    </w:p>
+    <w:p>
+      <w:pPr>
+        <w:pStyle w:val="af5"/>
+      </w:pPr>
+      <w:r>
+        <w:t>// тело функции</w:t>
+      </w:r>
+    </w:p>
+    <w:p>
+      <w:pPr>
+        <w:pStyle w:val="af5"/>
+      </w:pPr>
+      <w:r>
+        <w:t>}</w:t>
+      </w:r>
+    </w:p>
+    <w:p>
+      <w:pPr>
+        <w:pStyle w:val="af9"/>
+      </w:pPr>
+      <w:r>
+        <w:t>Листинг 1.12 – Шаблон реализации шаблонной функции</w:t>
+      </w:r>
+    </w:p>
+    <w:p>
+      <w:r>
+        <w:t xml:space="preserve">Определение шаблонного класса задаётся аналогично с функцией, только ключевое слово </w:t>
+      </w:r>
+      <w:r>
+        <w:rPr>
+          <w:lang w:val="en-US"/>
+        </w:rPr>
+        <w:t>template</w:t>
+      </w:r>
+      <w:r>
+        <w:t xml:space="preserve"> </w:t>
+      </w:r>
+      <w:r>
+        <w:t>указывается перед определением класса. В шаблонах можно использовать не только параметры-типы, но и параметры-константы, также им можно задавать параметры по умолчанию.</w:t>
+      </w:r>
+    </w:p>
+    <w:p>
+      <w:r>
+        <w:t xml:space="preserve">Интерфейс – </w:t>
+      </w:r>
+      <w:r>
+        <w:t>сложный тип данных, определенный на уровне синтаксиса, состоящий из чистых виртуальных функций и констант, в то же время не содержит поля и методы реализаций.</w:t>
+      </w:r>
+      <w:r>
+        <w:t xml:space="preserve"> </w:t>
+      </w:r>
+      <w:r>
+        <w:t>Интерфейс позволяет:</w:t>
+      </w:r>
+    </w:p>
+    <w:p>
+      <w:pPr>
+        <w:pStyle w:val="a"/>
+      </w:pPr>
+      <w:proofErr w:type="spellStart"/>
+      <w:r>
+        <w:t>взаимозаменять</w:t>
+      </w:r>
+      <w:proofErr w:type="spellEnd"/>
+      <w:r>
+        <w:t xml:space="preserve"> модули, то есть при наличии одинакового интерфейса у разных объектов, можно заменить один объект другим;</w:t>
+      </w:r>
+    </w:p>
+    <w:p>
+      <w:pPr>
+        <w:pStyle w:val="a"/>
+      </w:pPr>
+      <w:r>
+        <w:t>уменьшать число зависимостей, то есть достаточно знание интерфейса для работы с объектом;</w:t>
+      </w:r>
+    </w:p>
+    <w:p>
+      <w:pPr>
+        <w:pStyle w:val="a"/>
+      </w:pPr>
+      <w:r>
+        <w:t>уменьшать число зависимостей через ограничение доступных методов, то есть интерфейсы позволяют выборочно предоставить доступ к функциям;</w:t>
+      </w:r>
+    </w:p>
+    <w:p>
+      <w:pPr>
+        <w:pStyle w:val="a"/>
+      </w:pPr>
+      <w:r>
+        <w:lastRenderedPageBreak/>
+        <w:t>множественное наследование через интерфейсы, не имеющие проблем неопределенности при множественном наследовании, так как конкретные реализации в интерфейсе не указаны.</w:t>
       </w:r>
     </w:p>
     <w:p>
@@ -155,7 +459,7 @@
       <w:r>
         <w:t xml:space="preserve">: </w:t>
       </w:r>
-      <w:hyperlink r:id="rId8" w:history="1">
+      <w:hyperlink r:id="rId12" w:history="1">
         <w:r>
           <w:rPr>
             <w:rStyle w:val="af7"/>
@@ -544,7 +848,7 @@
       <w:r>
         <w:t>. – URL: </w:t>
       </w:r>
-      <w:hyperlink r:id="rId9" w:tgtFrame="_blank" w:history="1">
+      <w:hyperlink r:id="rId13" w:tgtFrame="_blank" w:history="1">
         <w:r>
           <w:rPr>
             <w:rStyle w:val="af7"/>
@@ -641,7 +945,7 @@
       <w:r>
         <w:t xml:space="preserve">: </w:t>
       </w:r>
-      <w:hyperlink r:id="rId10" w:history="1">
+      <w:hyperlink r:id="rId14" w:history="1">
         <w:r>
           <w:rPr>
             <w:rStyle w:val="af7"/>
@@ -993,7 +1297,7 @@
       <w:r>
         <w:t>, 2024. – URL: </w:t>
       </w:r>
-      <w:hyperlink r:id="rId11" w:tgtFrame="_blank" w:history="1">
+      <w:hyperlink r:id="rId15" w:tgtFrame="_blank" w:history="1">
         <w:r>
           <w:rPr>
             <w:rStyle w:val="af7"/>
@@ -1003,10 +1307,241 @@
       </w:hyperlink>
       <w:r>
         <w:t> (дата обращения: 23.10.2024).</w:t>
+      </w:r>
+    </w:p>
+    <w:p>
+      <w:pPr>
+        <w:pStyle w:val="a0"/>
+      </w:pPr>
+      <w:r>
+        <w:t xml:space="preserve">Шаблоны </w:t>
+      </w:r>
+      <w:r>
+        <w:t>(</w:t>
+      </w:r>
+      <w:r>
+        <w:rPr>
+          <w:lang w:val="en-US"/>
+        </w:rPr>
+        <w:t>C</w:t>
+      </w:r>
+      <w:r>
+        <w:t>++) [</w:t>
+      </w:r>
+      <w:r>
+        <w:t>Электронный ресурс</w:t>
+      </w:r>
+      <w:r>
+        <w:t xml:space="preserve">]: </w:t>
+      </w:r>
+      <w:r>
+        <w:rPr>
+          <w:lang w:val="en-US"/>
+        </w:rPr>
+        <w:t>Microsoft</w:t>
+      </w:r>
+      <w:r>
+        <w:t xml:space="preserve"> </w:t>
+      </w:r>
+      <w:r>
+        <w:rPr>
+          <w:lang w:val="en-US"/>
+        </w:rPr>
+        <w:t>Learn</w:t>
+      </w:r>
+      <w:r>
+        <w:t xml:space="preserve">, 2025. </w:t>
+      </w:r>
+      <w:r>
+        <w:rPr>
+          <w:lang w:val="en-US"/>
+        </w:rPr>
+        <w:t>URL</w:t>
+      </w:r>
+      <w:r>
+        <w:t xml:space="preserve">: </w:t>
+      </w:r>
+      <w:hyperlink r:id="rId16" w:history="1">
+        <w:r>
+          <w:rPr>
+            <w:rStyle w:val="af7"/>
+            <w:lang w:val="en-US"/>
+          </w:rPr>
+          <w:t>https</w:t>
+        </w:r>
+        <w:r>
+          <w:rPr>
+            <w:rStyle w:val="af7"/>
+          </w:rPr>
+          <w:t>://</w:t>
+        </w:r>
+        <w:r>
+          <w:rPr>
+            <w:rStyle w:val="af7"/>
+            <w:lang w:val="en-US"/>
+          </w:rPr>
+          <w:t>learn</w:t>
+        </w:r>
+        <w:r>
+          <w:rPr>
+            <w:rStyle w:val="af7"/>
+          </w:rPr>
+          <w:t>.</w:t>
+        </w:r>
+        <w:proofErr w:type="spellStart"/>
+        <w:r>
+          <w:rPr>
+            <w:rStyle w:val="af7"/>
+            <w:lang w:val="en-US"/>
+          </w:rPr>
+          <w:t>microsoft</w:t>
+        </w:r>
+        <w:proofErr w:type="spellEnd"/>
+        <w:r>
+          <w:rPr>
+            <w:rStyle w:val="af7"/>
+          </w:rPr>
+          <w:t>.</w:t>
+        </w:r>
+        <w:r>
+          <w:rPr>
+            <w:rStyle w:val="af7"/>
+            <w:lang w:val="en-US"/>
+          </w:rPr>
+          <w:t>com</w:t>
+        </w:r>
+        <w:r>
+          <w:rPr>
+            <w:rStyle w:val="af7"/>
+          </w:rPr>
+          <w:t>/</w:t>
+        </w:r>
+        <w:proofErr w:type="spellStart"/>
+        <w:r>
+          <w:rPr>
+            <w:rStyle w:val="af7"/>
+            <w:lang w:val="en-US"/>
+          </w:rPr>
+          <w:t>ru</w:t>
+        </w:r>
+        <w:proofErr w:type="spellEnd"/>
+        <w:r>
+          <w:rPr>
+            <w:rStyle w:val="af7"/>
+          </w:rPr>
+          <w:t>-</w:t>
+        </w:r>
+        <w:proofErr w:type="spellStart"/>
+        <w:r>
+          <w:rPr>
+            <w:rStyle w:val="af7"/>
+            <w:lang w:val="en-US"/>
+          </w:rPr>
+          <w:t>ru</w:t>
+        </w:r>
+        <w:proofErr w:type="spellEnd"/>
+        <w:r>
+          <w:rPr>
+            <w:rStyle w:val="af7"/>
+          </w:rPr>
+          <w:t>/</w:t>
+        </w:r>
+        <w:proofErr w:type="spellStart"/>
+        <w:r>
+          <w:rPr>
+            <w:rStyle w:val="af7"/>
+            <w:lang w:val="en-US"/>
+          </w:rPr>
+          <w:t>cpp</w:t>
+        </w:r>
+        <w:proofErr w:type="spellEnd"/>
+        <w:r>
+          <w:rPr>
+            <w:rStyle w:val="af7"/>
+          </w:rPr>
+          <w:t>/</w:t>
+        </w:r>
+        <w:proofErr w:type="spellStart"/>
+        <w:r>
+          <w:rPr>
+            <w:rStyle w:val="af7"/>
+            <w:lang w:val="en-US"/>
+          </w:rPr>
+          <w:t>cpp</w:t>
+        </w:r>
+        <w:proofErr w:type="spellEnd"/>
+        <w:r>
+          <w:rPr>
+            <w:rStyle w:val="af7"/>
+          </w:rPr>
+          <w:t>/</w:t>
+        </w:r>
+        <w:r>
+          <w:rPr>
+            <w:rStyle w:val="af7"/>
+            <w:lang w:val="en-US"/>
+          </w:rPr>
+          <w:t>templates</w:t>
+        </w:r>
+        <w:r>
+          <w:rPr>
+            <w:rStyle w:val="af7"/>
+          </w:rPr>
+          <w:t>-</w:t>
+        </w:r>
+        <w:proofErr w:type="spellStart"/>
+        <w:r>
+          <w:rPr>
+            <w:rStyle w:val="af7"/>
+            <w:lang w:val="en-US"/>
+          </w:rPr>
+          <w:t>cpp</w:t>
+        </w:r>
+        <w:proofErr w:type="spellEnd"/>
+        <w:r>
+          <w:rPr>
+            <w:rStyle w:val="af7"/>
+          </w:rPr>
+          <w:t>?</w:t>
+        </w:r>
+        <w:r>
+          <w:rPr>
+            <w:rStyle w:val="af7"/>
+            <w:lang w:val="en-US"/>
+          </w:rPr>
+          <w:t>view</w:t>
+        </w:r>
+        <w:r>
+          <w:rPr>
+            <w:rStyle w:val="af7"/>
+          </w:rPr>
+          <w:t>=</w:t>
+        </w:r>
+        <w:proofErr w:type="spellStart"/>
+        <w:r>
+          <w:rPr>
+            <w:rStyle w:val="af7"/>
+            <w:lang w:val="en-US"/>
+          </w:rPr>
+          <w:t>msvc</w:t>
+        </w:r>
+        <w:proofErr w:type="spellEnd"/>
+        <w:r>
+          <w:rPr>
+            <w:rStyle w:val="af7"/>
+          </w:rPr>
+          <w:t>-170</w:t>
+        </w:r>
+      </w:hyperlink>
+      <w:r>
+        <w:t xml:space="preserve"> (</w:t>
+      </w:r>
+      <w:r>
+        <w:t>дата обращения 02.11.2025)</w:t>
       </w:r>
     </w:p>
     <w:sectPr>
-      <w:footerReference w:type="default" r:id="rId12"/>
+      <w:footerReference w:type="default" r:id="rId17"/>
       <w:pgSz w:w="11906" w:h="16838"/>
       <w:pgMar w:top="1134" w:right="850" w:bottom="1134" w:left="1701" w:header="708" w:footer="708" w:gutter="0"/>
       <w:cols w:space="708"/>
@@ -1014,6 +1549,88 @@
     </w:sectPr>
   </w:body>
 </w:document>
+</file>
+
+<file path=word/comments.xml><?xml version="1.0" encoding="utf-8"?>
+<w:comments xmlns:wpc="http://schemas.microsoft.com/office/word/2010/wordprocessingCanvas" xmlns:cx="http://schemas.microsoft.com/office/drawing/2014/chartex" xmlns:cx1="http://schemas.microsoft.com/office/drawing/2015/9/8/chartex" xmlns:cx2="http://schemas.microsoft.com/office/drawing/2015/10/21/chartex" xmlns:cx3="http://schemas.microsoft.com/office/drawing/2016/5/9/chartex" xmlns:cx4="http://schemas.microsoft.com/office/drawing/2016/5/10/chartex" xmlns:cx5="http://schemas.microsoft.com/office/drawing/2016/5/11/chartex" xmlns:cx6="http://schemas.microsoft.com/office/drawing/2016/5/12/chartex" xmlns:cx7="http://schemas.microsoft.com/office/drawing/2016/5/13/chartex" xmlns:cx8="http://schemas.microsoft.com/office/drawing/2016/5/14/chartex" xmlns:mc="http://schemas.openxmlformats.org/markup-compatibility/2006" xmlns:aink="http://schemas.microsoft.com/office/drawing/2016/ink" xmlns:am3d="http://schemas.microsoft.com/office/drawing/2017/model3d" xmlns:o="urn:schemas-microsoft-com:office:office" xmlns:oel="http://schemas.microsoft.com/office/2019/extlst" xmlns:r="http://schemas.openxmlformats.org/officeDocument/2006/relationships" xmlns:m="http://schemas.openxmlformats.org/officeDocument/2006/math" xmlns:v="urn:schemas-microsoft-com:vml" xmlns:wp14="http://schemas.microsoft.com/office/word/2010/wordprocessingDrawing" xmlns:wp="http://schemas.openxmlformats.org/drawingml/2006/wordprocessingDrawing" xmlns:w10="urn:schemas-microsoft-com:office:word" xmlns:w="http://schemas.openxmlformats.org/wordprocessingml/2006/main" xmlns:w14="http://schemas.microsoft.com/office/word/2010/wordml" xmlns:w15="http://schemas.microsoft.com/office/word/2012/wordml" xmlns:w16cex="http://schemas.microsoft.com/office/word/2018/wordml/cex" xmlns:w16cid="http://schemas.microsoft.com/office/word/2016/wordml/cid" xmlns:w16="http://schemas.microsoft.com/office/word/2018/wordml" xmlns:w16sdtdh="http://schemas.microsoft.com/office/word/2020/wordml/sdtdatahash" xmlns:w16se="http://schemas.microsoft.com/office/word/2015/wordml/symex" xmlns:wpg="http://schemas.microsoft.com/office/word/2010/wordprocessingGroup" xmlns:wpi="http://schemas.microsoft.com/office/word/2010/wordprocessingInk" xmlns:wne="http://schemas.microsoft.com/office/word/2006/wordml" xmlns:wps="http://schemas.microsoft.com/office/word/2010/wordprocessingShape" mc:Ignorable="w14 w15 w16se w16cid w16 w16cex w16sdtdh wp14">
+  <w:comment w:id="0" w:author="kitty swirth" w:date="2025-11-02T23:14:00Z" w:initials="ks">
+    <w:p>
+      <w:pPr>
+        <w:pStyle w:val="ad"/>
+      </w:pPr>
+      <w:r>
+        <w:rPr>
+          <w:rStyle w:val="ac"/>
+        </w:rPr>
+        <w:annotationRef/>
+      </w:r>
+      <w:r>
+        <w:t>Общие замечания по документу:</w:t>
+      </w:r>
+    </w:p>
+    <w:p>
+      <w:pPr>
+        <w:pStyle w:val="ad"/>
+      </w:pPr>
+      <w:r>
+        <w:t xml:space="preserve">- отсутствуют </w:t>
+      </w:r>
+      <w:proofErr w:type="spellStart"/>
+      <w:r>
+        <w:t>внутретекстовые</w:t>
+      </w:r>
+      <w:proofErr w:type="spellEnd"/>
+      <w:r>
+        <w:t xml:space="preserve"> ссылки на источники</w:t>
+      </w:r>
+    </w:p>
+  </w:comment>
+  <w:comment w:id="1" w:author="kitty swirth" w:date="2025-11-02T23:14:00Z" w:initials="ks">
+    <w:p>
+      <w:pPr>
+        <w:pStyle w:val="ad"/>
+      </w:pPr>
+      <w:r>
+        <w:rPr>
+          <w:rStyle w:val="ac"/>
+        </w:rPr>
+        <w:annotationRef/>
+      </w:r>
+      <w:r>
+        <w:t># Текст</w:t>
+      </w:r>
+    </w:p>
+    <w:p>
+      <w:pPr>
+        <w:pStyle w:val="ad"/>
+      </w:pPr>
+      <w:r>
+        <w:t>- знаки операторов следует обернуть в кавычки-елочки</w:t>
+      </w:r>
+    </w:p>
+  </w:comment>
+</w:comments>
+</file>
+
+<file path=word/commentsExtended.xml><?xml version="1.0" encoding="utf-8"?>
+<w15:commentsEx xmlns:wpc="http://schemas.microsoft.com/office/word/2010/wordprocessingCanvas" xmlns:cx="http://schemas.microsoft.com/office/drawing/2014/chartex" xmlns:cx1="http://schemas.microsoft.com/office/drawing/2015/9/8/chartex" xmlns:cx2="http://schemas.microsoft.com/office/drawing/2015/10/21/chartex" xmlns:cx3="http://schemas.microsoft.com/office/drawing/2016/5/9/chartex" xmlns:cx4="http://schemas.microsoft.com/office/drawing/2016/5/10/chartex" xmlns:cx5="http://schemas.microsoft.com/office/drawing/2016/5/11/chartex" xmlns:cx6="http://schemas.microsoft.com/office/drawing/2016/5/12/chartex" xmlns:cx7="http://schemas.microsoft.com/office/drawing/2016/5/13/chartex" xmlns:cx8="http://schemas.microsoft.com/office/drawing/2016/5/14/chartex" xmlns:mc="http://schemas.openxmlformats.org/markup-compatibility/2006" xmlns:aink="http://schemas.microsoft.com/office/drawing/2016/ink" xmlns:am3d="http://schemas.microsoft.com/office/drawing/2017/model3d" xmlns:o="urn:schemas-microsoft-com:office:office" xmlns:oel="http://schemas.microsoft.com/office/2019/extlst" xmlns:r="http://schemas.openxmlformats.org/officeDocument/2006/relationships" xmlns:m="http://schemas.openxmlformats.org/officeDocument/2006/math" xmlns:v="urn:schemas-microsoft-com:vml" xmlns:wp14="http://schemas.microsoft.com/office/word/2010/wordprocessingDrawing" xmlns:wp="http://schemas.openxmlformats.org/drawingml/2006/wordprocessingDrawing" xmlns:w10="urn:schemas-microsoft-com:office:word" xmlns:w="http://schemas.openxmlformats.org/wordprocessingml/2006/main" xmlns:w14="http://schemas.microsoft.com/office/word/2010/wordml" xmlns:w15="http://schemas.microsoft.com/office/word/2012/wordml" xmlns:w16cex="http://schemas.microsoft.com/office/word/2018/wordml/cex" xmlns:w16cid="http://schemas.microsoft.com/office/word/2016/wordml/cid" xmlns:w16="http://schemas.microsoft.com/office/word/2018/wordml" xmlns:w16sdtdh="http://schemas.microsoft.com/office/word/2020/wordml/sdtdatahash" xmlns:w16se="http://schemas.microsoft.com/office/word/2015/wordml/symex" xmlns:wpg="http://schemas.microsoft.com/office/word/2010/wordprocessingGroup" xmlns:wpi="http://schemas.microsoft.com/office/word/2010/wordprocessingInk" xmlns:wne="http://schemas.microsoft.com/office/word/2006/wordml" xmlns:wps="http://schemas.microsoft.com/office/word/2010/wordprocessingShape" mc:Ignorable="w14 w15 w16se w16cid w16 w16cex w16sdtdh wp14">
+  <w15:commentEx w15:paraId="72384171" w15:done="1"/>
+  <w15:commentEx w15:paraId="47A9139A" w15:done="0"/>
+</w15:commentsEx>
+</file>
+
+<file path=word/commentsExtensible.xml><?xml version="1.0" encoding="utf-8"?>
+<w16cex:commentsExtensible xmlns:wpc="http://schemas.microsoft.com/office/word/2010/wordprocessingCanvas" xmlns:cx="http://schemas.microsoft.com/office/drawing/2014/chartex" xmlns:cx1="http://schemas.microsoft.com/office/drawing/2015/9/8/chartex" xmlns:cx2="http://schemas.microsoft.com/office/drawing/2015/10/21/chartex" xmlns:cx3="http://schemas.microsoft.com/office/drawing/2016/5/9/chartex" xmlns:cx4="http://schemas.microsoft.com/office/drawing/2016/5/10/chartex" xmlns:cx5="http://schemas.microsoft.com/office/drawing/2016/5/11/chartex" xmlns:cx6="http://schemas.microsoft.com/office/drawing/2016/5/12/chartex" xmlns:cx7="http://schemas.microsoft.com/office/drawing/2016/5/13/chartex" xmlns:cx8="http://schemas.microsoft.com/office/drawing/2016/5/14/chartex" xmlns:cr="http://schemas.microsoft.com/office/comments/2020/reactions" xmlns:mc="http://schemas.openxmlformats.org/markup-compatibility/2006" xmlns:aink="http://schemas.microsoft.com/office/drawing/2016/ink" xmlns:am3d="http://schemas.microsoft.com/office/drawing/2017/model3d" xmlns:o="urn:schemas-microsoft-com:office:office" xmlns:oel="http://schemas.microsoft.com/office/2019/extlst" xmlns:r="http://schemas.openxmlformats.org/officeDocument/2006/relationships" xmlns:m="http://schemas.openxmlformats.org/officeDocument/2006/math" xmlns:v="urn:schemas-microsoft-com:vml" xmlns:wp14="http://schemas.microsoft.com/office/word/2010/wordprocessingDrawing" xmlns:wp="http://schemas.openxmlformats.org/drawingml/2006/wordprocessingDrawing" xmlns:w10="urn:schemas-microsoft-com:office:word" xmlns:w="http://schemas.openxmlformats.org/wordprocessingml/2006/main" xmlns:w14="http://schemas.microsoft.com/office/word/2010/wordml" xmlns:w15="http://schemas.microsoft.com/office/word/2012/wordml" xmlns:w16cex="http://schemas.microsoft.com/office/word/2018/wordml/cex" xmlns:w16cid="http://schemas.microsoft.com/office/word/2016/wordml/cid" xmlns:w16="http://schemas.microsoft.com/office/word/2018/wordml" xmlns:w16sdtdh="http://schemas.microsoft.com/office/word/2020/wordml/sdtdatahash" xmlns:w16se="http://schemas.microsoft.com/office/word/2015/wordml/symex" xmlns:wpg="http://schemas.microsoft.com/office/word/2010/wordprocessingGroup" xmlns:wpi="http://schemas.microsoft.com/office/word/2010/wordprocessingInk" xmlns:wne="http://schemas.microsoft.com/office/word/2006/wordml" xmlns:wps="http://schemas.microsoft.com/office/word/2010/wordprocessingShape" mc:Ignorable="w14 w15 w16se w16cid w16 w16cex w16sdtdh cr wp14">
+  <w16cex:commentExtensible w16cex:durableId="2C5FE6A3" w16cex:dateUtc="2025-11-02T16:14:00Z"/>
+  <w16cex:commentExtensible w16cex:durableId="0A0266E3" w16cex:dateUtc="2025-11-02T16:14:00Z"/>
+</w16cex:commentsExtensible>
+</file>
+
+<file path=word/commentsIds.xml><?xml version="1.0" encoding="utf-8"?>
+<w16cid:commentsIds xmlns:wpc="http://schemas.microsoft.com/office/word/2010/wordprocessingCanvas" xmlns:cx="http://schemas.microsoft.com/office/drawing/2014/chartex" xmlns:cx1="http://schemas.microsoft.com/office/drawing/2015/9/8/chartex" xmlns:cx2="http://schemas.microsoft.com/office/drawing/2015/10/21/chartex" xmlns:cx3="http://schemas.microsoft.com/office/drawing/2016/5/9/chartex" xmlns:cx4="http://schemas.microsoft.com/office/drawing/2016/5/10/chartex" xmlns:cx5="http://schemas.microsoft.com/office/drawing/2016/5/11/chartex" xmlns:cx6="http://schemas.microsoft.com/office/drawing/2016/5/12/chartex" xmlns:cx7="http://schemas.microsoft.com/office/drawing/2016/5/13/chartex" xmlns:cx8="http://schemas.microsoft.com/office/drawing/2016/5/14/chartex" xmlns:mc="http://schemas.openxmlformats.org/markup-compatibility/2006" xmlns:aink="http://schemas.microsoft.com/office/drawing/2016/ink" xmlns:am3d="http://schemas.microsoft.com/office/drawing/2017/model3d" xmlns:o="urn:schemas-microsoft-com:office:office" xmlns:oel="http://schemas.microsoft.com/office/2019/extlst" xmlns:r="http://schemas.openxmlformats.org/officeDocument/2006/relationships" xmlns:m="http://schemas.openxmlformats.org/officeDocument/2006/math" xmlns:v="urn:schemas-microsoft-com:vml" xmlns:wp14="http://schemas.microsoft.com/office/word/2010/wordprocessingDrawing" xmlns:wp="http://schemas.openxmlformats.org/drawingml/2006/wordprocessingDrawing" xmlns:w10="urn:schemas-microsoft-com:office:word" xmlns:w="http://schemas.openxmlformats.org/wordprocessingml/2006/main" xmlns:w14="http://schemas.microsoft.com/office/word/2010/wordml" xmlns:w15="http://schemas.microsoft.com/office/word/2012/wordml" xmlns:w16cex="http://schemas.microsoft.com/office/word/2018/wordml/cex" xmlns:w16cid="http://schemas.microsoft.com/office/word/2016/wordml/cid" xmlns:w16="http://schemas.microsoft.com/office/word/2018/wordml" xmlns:w16sdtdh="http://schemas.microsoft.com/office/word/2020/wordml/sdtdatahash" xmlns:w16se="http://schemas.microsoft.com/office/word/2015/wordml/symex" xmlns:wpg="http://schemas.microsoft.com/office/word/2010/wordprocessingGroup" xmlns:wpi="http://schemas.microsoft.com/office/word/2010/wordprocessingInk" xmlns:wne="http://schemas.microsoft.com/office/word/2006/wordml" xmlns:wps="http://schemas.microsoft.com/office/word/2010/wordprocessingShape" mc:Ignorable="w14 w15 w16se w16cid w16 w16cex w16sdtdh wp14">
+  <w16cid:commentId w16cid:paraId="72384171" w16cid:durableId="2C5FE6A3"/>
+  <w16cid:commentId w16cid:paraId="47A9139A" w16cid:durableId="0A0266E3"/>
+</w16cid:commentsIds>
 </file>
 
 <file path=word/endnotes.xml><?xml version="1.0" encoding="utf-8"?>
@@ -2168,6 +2785,14 @@
     </w:lvlOverride>
   </w:num>
 </w:numbering>
+</file>
+
+<file path=word/people.xml><?xml version="1.0" encoding="utf-8"?>
+<w15:people xmlns:wpc="http://schemas.microsoft.com/office/word/2010/wordprocessingCanvas" xmlns:cx="http://schemas.microsoft.com/office/drawing/2014/chartex" xmlns:cx1="http://schemas.microsoft.com/office/drawing/2015/9/8/chartex" xmlns:cx2="http://schemas.microsoft.com/office/drawing/2015/10/21/chartex" xmlns:cx3="http://schemas.microsoft.com/office/drawing/2016/5/9/chartex" xmlns:cx4="http://schemas.microsoft.com/office/drawing/2016/5/10/chartex" xmlns:cx5="http://schemas.microsoft.com/office/drawing/2016/5/11/chartex" xmlns:cx6="http://schemas.microsoft.com/office/drawing/2016/5/12/chartex" xmlns:cx7="http://schemas.microsoft.com/office/drawing/2016/5/13/chartex" xmlns:cx8="http://schemas.microsoft.com/office/drawing/2016/5/14/chartex" xmlns:mc="http://schemas.openxmlformats.org/markup-compatibility/2006" xmlns:aink="http://schemas.microsoft.com/office/drawing/2016/ink" xmlns:am3d="http://schemas.microsoft.com/office/drawing/2017/model3d" xmlns:o="urn:schemas-microsoft-com:office:office" xmlns:oel="http://schemas.microsoft.com/office/2019/extlst" xmlns:r="http://schemas.openxmlformats.org/officeDocument/2006/relationships" xmlns:m="http://schemas.openxmlformats.org/officeDocument/2006/math" xmlns:v="urn:schemas-microsoft-com:vml" xmlns:wp14="http://schemas.microsoft.com/office/word/2010/wordprocessingDrawing" xmlns:wp="http://schemas.openxmlformats.org/drawingml/2006/wordprocessingDrawing" xmlns:w10="urn:schemas-microsoft-com:office:word" xmlns:w="http://schemas.openxmlformats.org/wordprocessingml/2006/main" xmlns:w14="http://schemas.microsoft.com/office/word/2010/wordml" xmlns:w15="http://schemas.microsoft.com/office/word/2012/wordml" xmlns:w16cex="http://schemas.microsoft.com/office/word/2018/wordml/cex" xmlns:w16cid="http://schemas.microsoft.com/office/word/2016/wordml/cid" xmlns:w16="http://schemas.microsoft.com/office/word/2018/wordml" xmlns:w16sdtdh="http://schemas.microsoft.com/office/word/2020/wordml/sdtdatahash" xmlns:w16se="http://schemas.microsoft.com/office/word/2015/wordml/symex" xmlns:wpg="http://schemas.microsoft.com/office/word/2010/wordprocessingGroup" xmlns:wpi="http://schemas.microsoft.com/office/word/2010/wordprocessingInk" xmlns:wne="http://schemas.microsoft.com/office/word/2006/wordml" xmlns:wps="http://schemas.microsoft.com/office/word/2010/wordprocessingShape" mc:Ignorable="w14 w15 w16se w16cid w16 w16cex w16sdtdh wp14">
+  <w15:person w15:author="kitty swirth">
+    <w15:presenceInfo w15:providerId="Windows Live" w15:userId="919515adea8bd749"/>
+  </w15:person>
+</w15:people>
 </file>
 
 <file path=word/styles.xml><?xml version="1.0" encoding="utf-8"?>
